--- a/nep/docx/032.content.docx
+++ b/nep/docx/032.content.docx
@@ -288,18 +288,12 @@
         </w:rPr>
         <w:t xml:space="preserve">हितोपदेशले मानिसहरूलाई बुद्धिमान हुनुको अर्थ के हो भनेर सिकाउँछ। बुद्धिमान व्यक्तिले धेरै कुराहरू बुझ्छ र राम्रो नतिजा ल्याउने राम्रो निर्णयहरू गर्न सक्छ। हितोपदेशको पुस्तकले हामीलाई परमेश्वरले नै </w:t>
       </w:r>
-      <w:hyperlink r:id="rId13">
-        <w:r>
-          <w:rPr>
-            <w:lang w:val="ne_NP" w:bidi="ne_NP"/>
-          </w:rPr>
-          <w:rPr>
-            <w:color w:val="0000EE"/>
-            <w:u w:val="single"/>
-          </w:rPr>
-          <w:t>बुद्धि</w:t>
-        </w:r>
-      </w:hyperlink>
+      <w:r>
+        <w:rPr>
+          <w:lang w:val="ne_NP" w:bidi="ne_NP"/>
+        </w:rPr>
+        <w:t>बुद्धि</w:t>
+      </w:r>
       <w:r>
         <w:rPr>
           <w:lang w:val="ne_NP" w:bidi="ne_NP"/>
@@ -361,18 +355,12 @@
         </w:rPr>
         <w:t xml:space="preserve"> शब्दले </w:t>
       </w:r>
-      <w:hyperlink r:id="rId14">
-        <w:r>
-          <w:rPr>
-            <w:lang w:val="ne_NP" w:bidi="ne_NP"/>
-          </w:rPr>
-          <w:rPr>
-            <w:color w:val="0000EE"/>
-            <w:u w:val="single"/>
-          </w:rPr>
-          <w:t>अब्राहामको</w:t>
-        </w:r>
-      </w:hyperlink>
+      <w:r>
+        <w:rPr>
+          <w:lang w:val="ne_NP" w:bidi="ne_NP"/>
+        </w:rPr>
+        <w:t>अब्राहामको</w:t>
+      </w:r>
       <w:r>
         <w:rPr>
           <w:lang w:val="ne_NP" w:bidi="ne_NP"/>
@@ -381,7 +369,6 @@
       </w:r>
       <w:r>
         <w:rPr>
-          <w:b/>
           <w:lang w:val="ne_NP" w:bidi="ne_NP"/>
         </w:rPr>
         <w:t>सन्तानलाई</w:t>
@@ -394,7 +381,6 @@
       </w:r>
       <w:r>
         <w:rPr>
-          <w:b/>
           <w:lang w:val="ne_NP" w:bidi="ne_NP"/>
         </w:rPr>
         <w:t>इस्राएली</w:t>
@@ -407,7 +393,6 @@
       </w:r>
       <w:r>
         <w:rPr>
-          <w:b/>
           <w:lang w:val="ne_NP" w:bidi="ne_NP"/>
         </w:rPr>
         <w:t>यहूदी</w:t>
@@ -420,7 +405,6 @@
       </w:r>
       <w:r>
         <w:rPr>
-          <w:b/>
           <w:lang w:val="ne_NP" w:bidi="ne_NP"/>
         </w:rPr>
         <w:t>विदेशीहरू</w:t>
@@ -500,18 +484,12 @@
         </w:rPr>
         <w:t xml:space="preserve"> हाम्रो शरीर भित्रको एउटा अङ्ग हो जसको कारण हाम्रो शरिरमा रगत बहिरहन्छ तर बाइबलमा हृदय मानिसको विचार, भावनाहरू र निर्णयहरू हुने ठाउँको चित्रण भाषाको रूपमा प्रयोग गरिएको छ। "दुष्ट हृदय" भएको व्यक्तिले </w:t>
       </w:r>
-      <w:hyperlink r:id="rId15">
-        <w:r>
-          <w:rPr>
-            <w:lang w:val="ne_NP" w:bidi="ne_NP"/>
-          </w:rPr>
-          <w:rPr>
-            <w:color w:val="0000EE"/>
-            <w:u w:val="single"/>
-          </w:rPr>
-          <w:t>दुष्ट</w:t>
-        </w:r>
-      </w:hyperlink>
+      <w:r>
+        <w:rPr>
+          <w:lang w:val="ne_NP" w:bidi="ne_NP"/>
+        </w:rPr>
+        <w:t>दुष्ट</w:t>
+      </w:r>
       <w:r>
         <w:rPr>
           <w:lang w:val="ne_NP" w:bidi="ne_NP"/>
@@ -520,7 +498,6 @@
       </w:r>
       <w:r>
         <w:rPr>
-          <w:b/>
           <w:lang w:val="ne_NP" w:bidi="ne_NP"/>
         </w:rPr>
         <w:t>पाप</w:t>
@@ -581,18 +558,12 @@
         </w:rPr>
         <w:t xml:space="preserve">पुरानो नियमको </w:t>
       </w:r>
-      <w:hyperlink r:id="rId16">
-        <w:r>
-          <w:rPr>
-            <w:lang w:val="ne_NP" w:bidi="ne_NP"/>
-          </w:rPr>
-          <w:rPr>
-            <w:color w:val="0000EE"/>
-            <w:u w:val="single"/>
-          </w:rPr>
-          <w:t>हिब्रू</w:t>
-        </w:r>
-      </w:hyperlink>
+      <w:r>
+        <w:rPr>
+          <w:lang w:val="ne_NP" w:bidi="ne_NP"/>
+        </w:rPr>
+        <w:t>हिब्रू</w:t>
+      </w:r>
       <w:r>
         <w:rPr>
           <w:lang w:val="ne_NP" w:bidi="ne_NP"/>
@@ -601,7 +572,6 @@
       </w:r>
       <w:r>
         <w:rPr>
-          <w:b/>
           <w:lang w:val="ne_NP" w:bidi="ne_NP"/>
         </w:rPr>
         <w:t>ग्रीक</w:t>
@@ -715,18 +685,12 @@
         </w:rPr>
         <w:t xml:space="preserve"> </w:t>
       </w:r>
-      <w:hyperlink r:id="rId17">
-        <w:r>
-          <w:rPr>
-            <w:lang w:val="ne_NP" w:bidi="ne_NP"/>
-          </w:rPr>
-          <w:rPr>
-            <w:color w:val="0000EE"/>
-            <w:u w:val="single"/>
-          </w:rPr>
-          <w:t>इस्राएलको</w:t>
-        </w:r>
-      </w:hyperlink>
+      <w:r>
+        <w:rPr>
+          <w:lang w:val="ne_NP" w:bidi="ne_NP"/>
+        </w:rPr>
+        <w:t>इस्राएलको</w:t>
+      </w:r>
       <w:r>
         <w:rPr>
           <w:lang w:val="ne_NP" w:bidi="ne_NP"/>
@@ -747,18 +711,12 @@
         </w:rPr>
         <w:t xml:space="preserve">त्यो ठाउँ शहर बन्नुअघि, </w:t>
       </w:r>
-      <w:hyperlink r:id="rId14">
-        <w:r>
-          <w:rPr>
-            <w:lang w:val="ne_NP" w:bidi="ne_NP"/>
-          </w:rPr>
-          <w:rPr>
-            <w:color w:val="0000EE"/>
-            <w:u w:val="single"/>
-          </w:rPr>
-          <w:t>अब्राहाम</w:t>
-        </w:r>
-      </w:hyperlink>
+      <w:r>
+        <w:rPr>
+          <w:lang w:val="ne_NP" w:bidi="ne_NP"/>
+        </w:rPr>
+        <w:t>अब्राहाम</w:t>
+      </w:r>
       <w:r>
         <w:rPr>
           <w:lang w:val="ne_NP" w:bidi="ne_NP"/>
@@ -781,7 +739,6 @@
       </w:r>
       <w:r>
         <w:rPr>
-          <w:b/>
           <w:lang w:val="ne_NP" w:bidi="ne_NP"/>
         </w:rPr>
         <w:t>इस्राएलीहरूलाई</w:t>
@@ -806,54 +763,36 @@
         </w:rPr>
         <w:t xml:space="preserve">धेरै पछि, </w:t>
       </w:r>
-      <w:hyperlink r:id="rId18">
-        <w:r>
-          <w:rPr>
-            <w:lang w:val="ne_NP" w:bidi="ne_NP"/>
-          </w:rPr>
-          <w:rPr>
-            <w:color w:val="0000EE"/>
-            <w:u w:val="single"/>
-          </w:rPr>
-          <w:t>दाऊद</w:t>
-        </w:r>
-      </w:hyperlink>
+      <w:r>
+        <w:rPr>
+          <w:lang w:val="ne_NP" w:bidi="ne_NP"/>
+        </w:rPr>
+        <w:t>दाऊद</w:t>
+      </w:r>
       <w:r>
         <w:rPr>
           <w:lang w:val="ne_NP" w:bidi="ne_NP"/>
         </w:rPr>
         <w:t xml:space="preserve"> हेब्रोनमा बसोबास गर्दा यहूदाका मानिसहरूको </w:t>
       </w:r>
-      <w:hyperlink r:id="rId19">
-        <w:r>
-          <w:rPr>
-            <w:lang w:val="ne_NP" w:bidi="ne_NP"/>
-          </w:rPr>
-          <w:rPr>
-            <w:color w:val="0000EE"/>
-            <w:u w:val="single"/>
-          </w:rPr>
-          <w:t>राजा</w:t>
-        </w:r>
-      </w:hyperlink>
+      <w:r>
+        <w:rPr>
+          <w:lang w:val="ne_NP" w:bidi="ne_NP"/>
+        </w:rPr>
+        <w:t>राजा</w:t>
+      </w:r>
       <w:r>
         <w:rPr>
           <w:lang w:val="ne_NP" w:bidi="ne_NP"/>
         </w:rPr>
         <w:t xml:space="preserve"> भए। धेरै वर्षपछि, दाऊद </w:t>
       </w:r>
-      <w:hyperlink r:id="rId20">
-        <w:r>
-          <w:rPr>
-            <w:lang w:val="ne_NP" w:bidi="ne_NP"/>
-          </w:rPr>
-          <w:rPr>
-            <w:color w:val="0000EE"/>
-            <w:u w:val="single"/>
-          </w:rPr>
-          <w:t>यरूशलेम</w:t>
-        </w:r>
-      </w:hyperlink>
+      <w:r>
+        <w:rPr>
+          <w:lang w:val="ne_NP" w:bidi="ne_NP"/>
+        </w:rPr>
+        <w:t>यरूशलेम</w:t>
+      </w:r>
       <w:r>
         <w:rPr>
           <w:lang w:val="ne_NP" w:bidi="ne_NP"/>
@@ -923,7 +862,6 @@
       </w:r>
       <w:r>
         <w:rPr>
-          <w:b/>
           <w:lang w:val="ne_NP" w:bidi="ne_NP"/>
         </w:rPr>
         <w:t>फरिसीहरूका</w:t>
@@ -995,36 +933,24 @@
         </w:rPr>
         <w:t xml:space="preserve"> मानिसहरूले परमेश्वरकहाँ ल्याउने </w:t>
       </w:r>
-      <w:hyperlink r:id="rId21">
-        <w:r>
-          <w:rPr>
-            <w:lang w:val="ne_NP" w:bidi="ne_NP"/>
-          </w:rPr>
-          <w:rPr>
-            <w:color w:val="0000EE"/>
-            <w:u w:val="single"/>
-          </w:rPr>
-          <w:t>बलिदानको</w:t>
-        </w:r>
-      </w:hyperlink>
+      <w:r>
+        <w:rPr>
+          <w:lang w:val="ne_NP" w:bidi="ne_NP"/>
+        </w:rPr>
+        <w:t>बलिदानको</w:t>
+      </w:r>
       <w:r>
         <w:rPr>
           <w:lang w:val="ne_NP" w:bidi="ne_NP"/>
         </w:rPr>
         <w:t xml:space="preserve"> एउटा रूप हो। जब एउटा व्यक्तिले परमेश्वरलाई होमबलि ल्याउँछ, उसले पशुलाई मार्छ र </w:t>
       </w:r>
-      <w:hyperlink r:id="rId22">
-        <w:r>
-          <w:rPr>
-            <w:lang w:val="ne_NP" w:bidi="ne_NP"/>
-          </w:rPr>
-          <w:rPr>
-            <w:color w:val="0000EE"/>
-            <w:u w:val="single"/>
-          </w:rPr>
-          <w:t>वेदीमा</w:t>
-        </w:r>
-      </w:hyperlink>
+      <w:r>
+        <w:rPr>
+          <w:lang w:val="ne_NP" w:bidi="ne_NP"/>
+        </w:rPr>
+        <w:t>वेदीमा</w:t>
+      </w:r>
       <w:r>
         <w:rPr>
           <w:lang w:val="ne_NP" w:bidi="ne_NP"/>
@@ -1092,18 +1018,12 @@
         </w:rPr>
         <w:t xml:space="preserve"> शब्दको अर्थ "हामीलाई बचाउनुहोस" हो। हामी यो शब्द भजन ११८ मा सुन्न सक्छौं। यस भजनमा, गायकले मानिसहरूलाई बचाउन परमेश्वरलाई आग्रह गर्छन् र त्यसपछि परमेश्वरको </w:t>
       </w:r>
-      <w:hyperlink r:id="rId23">
-        <w:r>
-          <w:rPr>
-            <w:lang w:val="ne_NP" w:bidi="ne_NP"/>
-          </w:rPr>
-          <w:rPr>
-            <w:color w:val="0000EE"/>
-            <w:u w:val="single"/>
-          </w:rPr>
-          <w:t>प्रशंसा</w:t>
-        </w:r>
-      </w:hyperlink>
+      <w:r>
+        <w:rPr>
+          <w:lang w:val="ne_NP" w:bidi="ne_NP"/>
+        </w:rPr>
+        <w:t>प्रशंसा</w:t>
+      </w:r>
       <w:r>
         <w:rPr>
           <w:lang w:val="ne_NP" w:bidi="ne_NP"/>
@@ -1112,7 +1032,6 @@
       </w:r>
       <w:r>
         <w:rPr>
-          <w:b/>
           <w:lang w:val="ne_NP" w:bidi="ne_NP"/>
         </w:rPr>
         <w:t>बचाउनु</w:t>
